--- a/chapters/04-effect-modification.docx
+++ b/chapters/04-effect-modification.docx
@@ -18962,6 +18962,9 @@
             <w:pPr>
               <w:pStyle w:val="BodyText"/>
             </w:pPr>
+            <w:pPr>
+              <w:spacing w:before="16"/>
+            </w:pPr>
             <w:r>
               <w:t xml:space="preserve">Until Chapter 10, the book works with whole populations and so talks of computing, not estimating, effects.</w:t>
             </w:r>
@@ -19492,6 +19495,9 @@
             <w:pPr>
               <w:pStyle w:val="FirstParagraph"/>
             </w:pPr>
+            <w:pPr>
+              <w:spacing w:after="16"/>
+            </w:pPr>
             <w:r>
               <w:t xml:space="preserve">where</w:t>
             </w:r>
@@ -19646,14 +19652,6 @@
         </w:tc>
       </w:tr>
     </w:tbl>
-    <w:p>
-      <w:pPr>
-        <w:pStyle w:val="BodyText"/>
-      </w:pPr>
-      <w:r>
-        <w:t xml:space="preserve"> </w:t>
-      </w:r>
-    </w:p>
     <w:tbl>
       <w:tblPr>
         <w:tblStyle w:val="Table"/>

--- a/chapters/04-effect-modification.docx
+++ b/chapters/04-effect-modification.docx
@@ -2535,10 +2535,12 @@
             <m:oMath>
               <m:r>
                 <m:rPr>
-                  <m:nor/>
                   <m:sty m:val="p"/>
                 </m:rPr>
                 <m:t>E</m:t>
+              </m:r>
+              <m:r>
+                <m:t>​</m:t>
               </m:r>
               <m:d>
                 <m:dPr>
@@ -2617,6 +2619,9 @@
                 </m:e>
               </m:d>
               <m:r>
+                <m:t>​</m:t>
+              </m:r>
+              <m:r>
                 <m:rPr>
                   <m:sty m:val="p"/>
                 </m:rPr>
@@ -2624,10 +2629,12 @@
               </m:r>
               <m:r>
                 <m:rPr>
-                  <m:nor/>
                   <m:sty m:val="p"/>
                 </m:rPr>
                 <m:t>E</m:t>
+              </m:r>
+              <m:r>
+                <m:t>​</m:t>
               </m:r>
               <m:d>
                 <m:dPr>
@@ -2705,6 +2712,9 @@
                   </m:r>
                 </m:e>
               </m:d>
+              <m:r>
+                <m:t>​</m:t>
+              </m:r>
             </m:oMath>
           </w:p>
           <w:p>
@@ -2739,10 +2749,12 @@
                 <m:num>
                   <m:r>
                     <m:rPr>
-                      <m:nor/>
                       <m:sty m:val="p"/>
                     </m:rPr>
                     <m:t>E</m:t>
+                  </m:r>
+                  <m:r>
+                    <m:t>​</m:t>
                   </m:r>
                   <m:d>
                     <m:dPr>
@@ -2793,14 +2805,19 @@
                       </m:r>
                     </m:e>
                   </m:d>
+                  <m:r>
+                    <m:t>​</m:t>
+                  </m:r>
                 </m:num>
                 <m:den>
                   <m:r>
                     <m:rPr>
-                      <m:nor/>
                       <m:sty m:val="p"/>
                     </m:rPr>
                     <m:t>E</m:t>
+                  </m:r>
+                  <m:r>
+                    <m:t>​</m:t>
                   </m:r>
                   <m:d>
                     <m:dPr>
@@ -2851,6 +2868,9 @@
                       </m:r>
                     </m:e>
                   </m:d>
+                  <m:r>
+                    <m:t>​</m:t>
+                  </m:r>
                 </m:den>
               </m:f>
               <m:r>
@@ -2866,10 +2886,12 @@
                 <m:num>
                   <m:r>
                     <m:rPr>
-                      <m:nor/>
                       <m:sty m:val="p"/>
                     </m:rPr>
                     <m:t>E</m:t>
+                  </m:r>
+                  <m:r>
+                    <m:t>​</m:t>
                   </m:r>
                   <m:d>
                     <m:dPr>
@@ -2920,14 +2942,19 @@
                       </m:r>
                     </m:e>
                   </m:d>
+                  <m:r>
+                    <m:t>​</m:t>
+                  </m:r>
                 </m:num>
                 <m:den>
                   <m:r>
                     <m:rPr>
-                      <m:nor/>
                       <m:sty m:val="p"/>
                     </m:rPr>
                     <m:t>E</m:t>
+                  </m:r>
+                  <m:r>
+                    <m:t>​</m:t>
                   </m:r>
                   <m:d>
                     <m:dPr>
@@ -2978,6 +3005,9 @@
                       </m:r>
                     </m:e>
                   </m:d>
+                  <m:r>
+                    <m:t>​</m:t>
+                  </m:r>
                 </m:den>
               </m:f>
             </m:oMath>
@@ -10118,10 +10148,12 @@
             <m:oMath>
               <m:r>
                 <m:rPr>
-                  <m:nor/>
                   <m:sty m:val="p"/>
                 </m:rPr>
                 <m:t>E</m:t>
+              </m:r>
+              <m:r>
+                <m:t>​</m:t>
               </m:r>
               <m:d>
                 <m:dPr>
@@ -10175,6 +10207,9 @@
                   </m:sSup>
                 </m:e>
               </m:d>
+              <m:r>
+                <m:t>​</m:t>
+              </m:r>
             </m:oMath>
             <w:r>
               <w:t xml:space="preserve"> </w:t>
@@ -10200,10 +10235,12 @@
             <m:oMath>
               <m:r>
                 <m:rPr>
-                  <m:nor/>
                   <m:sty m:val="p"/>
                 </m:rPr>
                 <m:t>E</m:t>
+              </m:r>
+              <m:r>
+                <m:t>​</m:t>
               </m:r>
               <m:d>
                 <m:dPr>
@@ -10258,6 +10295,9 @@
                 </m:e>
               </m:d>
               <m:r>
+                <m:t>​</m:t>
+              </m:r>
+              <m:r>
                 <m:rPr>
                   <m:sty m:val="p"/>
                 </m:rPr>
@@ -10283,13 +10323,15 @@
                 <m:e>
                   <m:r>
                     <m:rPr>
-                      <m:nor/>
                       <m:sty m:val="p"/>
                     </m:rPr>
                     <m:t>E</m:t>
                   </m:r>
                 </m:e>
               </m:nary>
+              <m:r>
+                <m:t>​</m:t>
+              </m:r>
               <m:d>
                 <m:dPr>
                   <m:begChr m:val="["/>
@@ -10340,6 +10382,9 @@
                 </m:e>
               </m:d>
               <m:r>
+                <m:t>​</m:t>
+              </m:r>
+              <m:r>
                 <m:rPr>
                   <m:sty m:val="p"/>
                 </m:rPr>
@@ -10519,10 +10564,12 @@
               <m:oMath>
                 <m:r>
                   <m:rPr>
-                    <m:nor/>
                     <m:sty m:val="p"/>
                   </m:rPr>
                   <m:t>E</m:t>
+                </m:r>
+                <m:r>
+                  <m:t>​</m:t>
                 </m:r>
                 <m:d>
                   <m:dPr>
@@ -10577,6 +10624,9 @@
                   </m:e>
                 </m:d>
                 <m:r>
+                  <m:t>​</m:t>
+                </m:r>
+                <m:r>
                   <m:rPr>
                     <m:sty m:val="p"/>
                   </m:rPr>
@@ -10589,10 +10639,12 @@
                   <m:num>
                     <m:r>
                       <m:rPr>
-                        <m:nor/>
                         <m:sty m:val="p"/>
                       </m:rPr>
                       <m:t>E</m:t>
+                    </m:r>
+                    <m:r>
+                      <m:t>​</m:t>
                     </m:r>
                     <m:d>
                       <m:dPr>
@@ -10724,14 +10776,19 @@
                         </m:r>
                       </m:e>
                     </m:d>
+                    <m:r>
+                      <m:t>​</m:t>
+                    </m:r>
                   </m:num>
                   <m:den>
                     <m:r>
                       <m:rPr>
-                        <m:nor/>
                         <m:sty m:val="p"/>
                       </m:rPr>
                       <m:t>E</m:t>
+                    </m:r>
+                    <m:r>
+                      <m:t>​</m:t>
                     </m:r>
                     <m:d>
                       <m:dPr>
@@ -10857,6 +10914,9 @@
                         </m:r>
                       </m:e>
                     </m:d>
+                    <m:r>
+                      <m:t>​</m:t>
+                    </m:r>
                   </m:den>
                 </m:f>
                 <m:r>
@@ -16532,7 +16592,6 @@
                 <m:e>
                   <m:r>
                     <m:rPr>
-                      <m:nor/>
                       <m:sty m:val="p"/>
                     </m:rPr>
                     <m:t>RR</m:t>
@@ -16893,7 +16952,6 @@
                 <m:e>
                   <m:r>
                     <m:rPr>
-                      <m:nor/>
                       <m:sty m:val="p"/>
                     </m:rPr>
                     <m:t>RR</m:t>
@@ -16929,7 +16987,6 @@
                 <m:e>
                   <m:r>
                     <m:rPr>
-                      <m:nor/>
                       <m:sty m:val="p"/>
                     </m:rPr>
                     <m:t>RR</m:t>
@@ -17459,7 +17516,6 @@
                           <m:e>
                             <m:r>
                               <m:rPr>
-                                <m:nor/>
                                 <m:sty m:val="p"/>
                               </m:rPr>
                               <m:t>RR</m:t>
@@ -17619,7 +17675,6 @@
                           <m:e>
                             <m:r>
                               <m:rPr>
-                                <m:nor/>
                                 <m:sty m:val="p"/>
                               </m:rPr>
                               <m:t>RR</m:t>
@@ -17866,7 +17921,6 @@
                 <m:e>
                   <m:r>
                     <m:rPr>
-                      <m:nor/>
                       <m:sty m:val="p"/>
                     </m:rPr>
                     <m:t>RR</m:t>
@@ -17899,7 +17953,6 @@
                 <m:e>
                   <m:r>
                     <m:rPr>
-                      <m:nor/>
                       <m:sty m:val="p"/>
                     </m:rPr>
                     <m:t>RR</m:t>
@@ -19093,7 +19146,6 @@
                   <m:e>
                     <m:r>
                       <m:rPr>
-                        <m:nor/>
                         <m:sty m:val="p"/>
                       </m:rPr>
                       <m:t>RR</m:t>

--- a/chapters/04-effect-modification.docx
+++ b/chapters/04-effect-modification.docx
@@ -2535,6 +2535,7 @@
             <m:oMath>
               <m:r>
                 <m:rPr>
+                  <m:scr m:val="double-struck"/>
                   <m:sty m:val="p"/>
                 </m:rPr>
                 <m:t>E</m:t>
@@ -2629,6 +2630,7 @@
               </m:r>
               <m:r>
                 <m:rPr>
+                  <m:scr m:val="double-struck"/>
                   <m:sty m:val="p"/>
                 </m:rPr>
                 <m:t>E</m:t>
@@ -2749,6 +2751,7 @@
                 <m:num>
                   <m:r>
                     <m:rPr>
+                      <m:scr m:val="double-struck"/>
                       <m:sty m:val="p"/>
                     </m:rPr>
                     <m:t>E</m:t>
@@ -2812,6 +2815,7 @@
                 <m:den>
                   <m:r>
                     <m:rPr>
+                      <m:scr m:val="double-struck"/>
                       <m:sty m:val="p"/>
                     </m:rPr>
                     <m:t>E</m:t>
@@ -2886,6 +2890,7 @@
                 <m:num>
                   <m:r>
                     <m:rPr>
+                      <m:scr m:val="double-struck"/>
                       <m:sty m:val="p"/>
                     </m:rPr>
                     <m:t>E</m:t>
@@ -2949,6 +2954,7 @@
                 <m:den>
                   <m:r>
                     <m:rPr>
+                      <m:scr m:val="double-struck"/>
                       <m:sty m:val="p"/>
                     </m:rPr>
                     <m:t>E</m:t>
@@ -10148,6 +10154,7 @@
             <m:oMath>
               <m:r>
                 <m:rPr>
+                  <m:scr m:val="double-struck"/>
                   <m:sty m:val="p"/>
                 </m:rPr>
                 <m:t>E</m:t>
@@ -10235,6 +10242,7 @@
             <m:oMath>
               <m:r>
                 <m:rPr>
+                  <m:scr m:val="double-struck"/>
                   <m:sty m:val="p"/>
                 </m:rPr>
                 <m:t>E</m:t>
@@ -10323,67 +10331,68 @@
                 <m:e>
                   <m:r>
                     <m:rPr>
+                      <m:scr m:val="double-struck"/>
                       <m:sty m:val="p"/>
                     </m:rPr>
                     <m:t>E</m:t>
                   </m:r>
+                  <m:r>
+                    <m:t>​</m:t>
+                  </m:r>
+                  <m:d>
+                    <m:dPr>
+                      <m:begChr m:val="["/>
+                      <m:sepChr m:val=""/>
+                      <m:endChr m:val="]"/>
+                      <m:grow/>
+                    </m:dPr>
+                    <m:e>
+                      <m:r>
+                        <m:t>Y</m:t>
+                      </m:r>
+                      <m:r>
+                        <m:rPr>
+                          <m:sty m:val="p"/>
+                        </m:rPr>
+                        <m:t>∣</m:t>
+                      </m:r>
+                      <m:r>
+                        <m:t>A</m:t>
+                      </m:r>
+                      <m:r>
+                        <m:rPr>
+                          <m:sty m:val="p"/>
+                        </m:rPr>
+                        <m:t>=</m:t>
+                      </m:r>
+                      <m:r>
+                        <m:t>a</m:t>
+                      </m:r>
+                      <m:r>
+                        <m:rPr>
+                          <m:sty m:val="p"/>
+                        </m:rPr>
+                        <m:t>,</m:t>
+                      </m:r>
+                      <m:r>
+                        <m:t>L</m:t>
+                      </m:r>
+                      <m:r>
+                        <m:rPr>
+                          <m:sty m:val="p"/>
+                        </m:rPr>
+                        <m:t>=</m:t>
+                      </m:r>
+                      <m:r>
+                        <m:t>l</m:t>
+                      </m:r>
+                    </m:e>
+                  </m:d>
+                  <m:r>
+                    <m:t>​</m:t>
+                  </m:r>
                 </m:e>
               </m:nary>
-              <m:r>
-                <m:t>​</m:t>
-              </m:r>
-              <m:d>
-                <m:dPr>
-                  <m:begChr m:val="["/>
-                  <m:sepChr m:val=""/>
-                  <m:endChr m:val="]"/>
-                  <m:grow/>
-                </m:dPr>
-                <m:e>
-                  <m:r>
-                    <m:t>Y</m:t>
-                  </m:r>
-                  <m:r>
-                    <m:rPr>
-                      <m:sty m:val="p"/>
-                    </m:rPr>
-                    <m:t>∣</m:t>
-                  </m:r>
-                  <m:r>
-                    <m:t>A</m:t>
-                  </m:r>
-                  <m:r>
-                    <m:rPr>
-                      <m:sty m:val="p"/>
-                    </m:rPr>
-                    <m:t>=</m:t>
-                  </m:r>
-                  <m:r>
-                    <m:t>a</m:t>
-                  </m:r>
-                  <m:r>
-                    <m:rPr>
-                      <m:sty m:val="p"/>
-                    </m:rPr>
-                    <m:t>,</m:t>
-                  </m:r>
-                  <m:r>
-                    <m:t>L</m:t>
-                  </m:r>
-                  <m:r>
-                    <m:rPr>
-                      <m:sty m:val="p"/>
-                    </m:rPr>
-                    <m:t>=</m:t>
-                  </m:r>
-                  <m:r>
-                    <m:t>l</m:t>
-                  </m:r>
-                </m:e>
-              </m:d>
-              <m:r>
-                <m:t>​</m:t>
-              </m:r>
               <m:r>
                 <m:rPr>
                   <m:sty m:val="p"/>
@@ -10564,6 +10573,7 @@
               <m:oMath>
                 <m:r>
                   <m:rPr>
+                    <m:scr m:val="double-struck"/>
                     <m:sty m:val="p"/>
                   </m:rPr>
                   <m:t>E</m:t>
@@ -10639,6 +10649,7 @@
                   <m:num>
                     <m:r>
                       <m:rPr>
+                        <m:scr m:val="double-struck"/>
                         <m:sty m:val="p"/>
                       </m:rPr>
                       <m:t>E</m:t>
@@ -10783,6 +10794,7 @@
                   <m:den>
                     <m:r>
                       <m:rPr>
+                        <m:scr m:val="double-struck"/>
                         <m:sty m:val="p"/>
                       </m:rPr>
                       <m:t>E</m:t>
